--- a/TABLES/Table2_Outcome.docx
+++ b/TABLES/Table2_Outcome.docx
@@ -25,7 +25,7 @@
         <w:ind w:left="60" w:right="60" w:firstLine="0" w:firstLineChars="0"/>
       </w:pPr>
       <w:r>
-        <w:t xml:space="preserve">Table 2: Outcomes</w:t>
+        <w:t xml:space="preserve">Table 2: Outcomes in the whole population</w:t>
       </w:r>
     </w:p>
     <w:tbl xmlns:a="http://schemas.openxmlformats.org/drawingml/2006/main" xmlns:pic="http://schemas.openxmlformats.org/drawingml/2006/picture">
@@ -35,8 +35,8 @@
         <w:tblLook w:firstRow="1" w:lastRow="0" w:firstColumn="0" w:lastColumn="0" w:noHBand="0" w:noVBand="1"/>
       </w:tblPr>
       <w:tblGrid>
-        <w:gridCol w:w="5021"/>
-        <w:gridCol w:w="1878"/>
+        <w:gridCol w:w="4422"/>
+        <w:gridCol w:w="1475"/>
       </w:tblGrid>
       <w:tr>
         <w:trPr>
@@ -269,7 +269,7 @@
       </w:tr>
       <w:tr>
         <w:trPr>
-          <w:trHeight w:val="621" w:hRule="auto"/>
+          <w:trHeight w:val="620" w:hRule="auto"/>
         </w:trPr>
         body 2
         <w:tc>
@@ -322,7 +322,7 @@
                 <w:szCs w:val="22"/>
                 <w:color w:val="000000"/>
               </w:rPr>
-              <w:t xml:space="preserve">ECMO Weaning (%)</w:t>
+              <w:t xml:space="preserve">ECMO Duration (days)</w:t>
             </w:r>
           </w:p>
         </w:tc>
@@ -376,7 +376,7 @@
                 <w:szCs w:val="22"/>
                 <w:color w:val="000000"/>
               </w:rPr>
-              <w:t xml:space="preserve">  21 (44.7) </w:t>
+              <w:t xml:space="preserve"> 6 (3 – 10)</w:t>
             </w:r>
           </w:p>
         </w:tc>
@@ -436,7 +436,7 @@
                 <w:szCs w:val="22"/>
                 <w:color w:val="000000"/>
               </w:rPr>
-              <w:t xml:space="preserve">ECMO Duration (days)</w:t>
+              <w:t xml:space="preserve">ECMO Duration in weaned (days)</w:t>
             </w:r>
           </w:p>
         </w:tc>
@@ -490,7 +490,7 @@
                 <w:szCs w:val="22"/>
                 <w:color w:val="000000"/>
               </w:rPr>
-              <w:t xml:space="preserve"> 6.0 [3.0, 9.5]</w:t>
+              <w:t xml:space="preserve"> 5 (3 – 8)</w:t>
             </w:r>
           </w:p>
         </w:tc>
@@ -550,120 +550,6 @@
                 <w:szCs w:val="22"/>
                 <w:color w:val="000000"/>
               </w:rPr>
-              <w:t xml:space="preserve">ECMO Duration in weaned (days)</w:t>
-            </w:r>
-          </w:p>
-        </w:tc>
-        <w:tc>
-          <w:tcPr>
-            <w:tcBorders>
-              <w:bottom w:val="none" w:sz="0" w:space="0" w:color="000000"/>
-              <w:top w:val="none" w:sz="0" w:space="0" w:color="000000"/>
-              <w:left w:val="none" w:sz="0" w:space="0" w:color="000000"/>
-              <w:right w:val="none" w:sz="0" w:space="0" w:color="000000"/>
-            </w:tcBorders>
-            <w:shd w:val="clear" w:color="auto" w:fill="FFFFFF"/>
-            <w:tcMar>
-              <w:top w:w="0" w:type="dxa"/>
-              <w:bottom w:w="0" w:type="dxa"/>
-              <w:left w:w="0" w:type="dxa"/>
-              <w:right w:w="0" w:type="dxa"/>
-            </w:tcMar>
-            <w:vAlign w:val="center"/>
-          </w:tcPr>
-          <w:p>
-            <w:pPr>
-              <w:jc w:val="center"/>
-              <w:pBdr>
-                <w:bottom w:val="none" w:sz="0" w:space="0" w:color="000000"/>
-                <w:top w:val="none" w:sz="0" w:space="0" w:color="000000"/>
-                <w:left w:val="none" w:sz="0" w:space="0" w:color="000000"/>
-                <w:right w:val="none" w:sz="0" w:space="0" w:color="000000"/>
-              </w:pBdr>
-              <w:spacing w:after="100" w:before="100" w:line="240"/>
-              <w:ind w:left="100" w:right="100" w:firstLine="0" w:firstLineChars="0"/>
-              <w:rPr>
-                <w:rFonts w:ascii="Helvetica" w:hAnsi="Helvetica" w:eastAsia="Helvetica" w:cs="Helvetica"/>
-                <w:i w:val="false"/>
-                <w:b w:val="false"/>
-                <w:u w:val="none"/>
-                <w:strike w:val="false"/>
-                <w:sz w:val="22"/>
-                <w:szCs w:val="22"/>
-                <w:color w:val="000000"/>
-              </w:rPr>
-            </w:pPr>
-            <w:r>
-              <w:rPr>
-                <w:rFonts w:ascii="Helvetica" w:hAnsi="Helvetica" w:eastAsia="Helvetica" w:cs="Helvetica"/>
-                <w:i w:val="false"/>
-                <w:b w:val="false"/>
-                <w:u w:val="none"/>
-                <w:strike w:val="false"/>
-                <w:sz w:val="22"/>
-                <w:szCs w:val="22"/>
-                <w:color w:val="000000"/>
-              </w:rPr>
-              <w:t xml:space="preserve"> 5.0 [3.0, 8.0]</w:t>
-            </w:r>
-          </w:p>
-        </w:tc>
-      </w:tr>
-      <w:tr>
-        <w:trPr>
-          <w:trHeight w:val="620" w:hRule="auto"/>
-        </w:trPr>
-        body 5
-        <w:tc>
-          <w:tcPr>
-            <w:tcBorders>
-              <w:bottom w:val="none" w:sz="0" w:space="0" w:color="000000"/>
-              <w:top w:val="none" w:sz="0" w:space="0" w:color="000000"/>
-              <w:left w:val="none" w:sz="0" w:space="0" w:color="000000"/>
-              <w:right w:val="none" w:sz="0" w:space="0" w:color="000000"/>
-            </w:tcBorders>
-            <w:shd w:val="clear" w:color="auto" w:fill="FFFFFF"/>
-            <w:tcMar>
-              <w:top w:w="0" w:type="dxa"/>
-              <w:bottom w:w="0" w:type="dxa"/>
-              <w:left w:w="0" w:type="dxa"/>
-              <w:right w:w="0" w:type="dxa"/>
-            </w:tcMar>
-            <w:vAlign w:val="center"/>
-          </w:tcPr>
-          <w:p>
-            <w:pPr>
-              <w:jc w:val="left"/>
-              <w:pBdr>
-                <w:bottom w:val="none" w:sz="0" w:space="0" w:color="000000"/>
-                <w:top w:val="none" w:sz="0" w:space="0" w:color="000000"/>
-                <w:left w:val="none" w:sz="0" w:space="0" w:color="000000"/>
-                <w:right w:val="none" w:sz="0" w:space="0" w:color="000000"/>
-              </w:pBdr>
-              <w:spacing w:after="100" w:before="100" w:line="240"/>
-              <w:ind w:left="100" w:right="100" w:firstLine="0" w:firstLineChars="0"/>
-              <w:rPr>
-                <w:rFonts w:ascii="Helvetica" w:hAnsi="Helvetica" w:eastAsia="Helvetica" w:cs="Helvetica"/>
-                <w:i w:val="false"/>
-                <w:b w:val="false"/>
-                <w:u w:val="none"/>
-                <w:strike w:val="false"/>
-                <w:sz w:val="22"/>
-                <w:szCs w:val="22"/>
-                <w:color w:val="000000"/>
-              </w:rPr>
-            </w:pPr>
-            <w:r>
-              <w:rPr>
-                <w:rFonts w:ascii="Helvetica" w:hAnsi="Helvetica" w:eastAsia="Helvetica" w:cs="Helvetica"/>
-                <w:i w:val="false"/>
-                <w:b w:val="false"/>
-                <w:u w:val="none"/>
-                <w:strike w:val="false"/>
-                <w:sz w:val="22"/>
-                <w:szCs w:val="22"/>
-                <w:color w:val="000000"/>
-              </w:rPr>
               <w:t xml:space="preserve">ECMO Duration in deceased (days)</w:t>
             </w:r>
           </w:p>
@@ -718,7 +604,7 @@
                 <w:szCs w:val="22"/>
                 <w:color w:val="000000"/>
               </w:rPr>
-              <w:t xml:space="preserve"> 5.5 [3.0, 8.2]</w:t>
+              <w:t xml:space="preserve"> 6 (3 – 8)</w:t>
             </w:r>
           </w:p>
         </w:tc>
@@ -727,7 +613,7 @@
         <w:trPr>
           <w:trHeight w:val="617" w:hRule="auto"/>
         </w:trPr>
-        body 6
+        body 5
         <w:tc>
           <w:tcPr>
             <w:tcBorders>
@@ -832,7 +718,121 @@
                 <w:szCs w:val="22"/>
                 <w:color w:val="000000"/>
               </w:rPr>
-              <w:t xml:space="preserve">  11 (52.4) </w:t>
+              <w:t xml:space="preserve">  27 (57) </w:t>
+            </w:r>
+          </w:p>
+        </w:tc>
+      </w:tr>
+      <w:tr>
+        <w:trPr>
+          <w:trHeight w:val="618" w:hRule="auto"/>
+        </w:trPr>
+        body 6
+        <w:tc>
+          <w:tcPr>
+            <w:tcBorders>
+              <w:bottom w:val="none" w:sz="0" w:space="0" w:color="000000"/>
+              <w:top w:val="none" w:sz="0" w:space="0" w:color="000000"/>
+              <w:left w:val="none" w:sz="0" w:space="0" w:color="000000"/>
+              <w:right w:val="none" w:sz="0" w:space="0" w:color="000000"/>
+            </w:tcBorders>
+            <w:shd w:val="clear" w:color="auto" w:fill="FFFFFF"/>
+            <w:tcMar>
+              <w:top w:w="0" w:type="dxa"/>
+              <w:bottom w:w="0" w:type="dxa"/>
+              <w:left w:w="0" w:type="dxa"/>
+              <w:right w:w="0" w:type="dxa"/>
+            </w:tcMar>
+            <w:vAlign w:val="center"/>
+          </w:tcPr>
+          <w:p>
+            <w:pPr>
+              <w:jc w:val="left"/>
+              <w:pBdr>
+                <w:bottom w:val="none" w:sz="0" w:space="0" w:color="000000"/>
+                <w:top w:val="none" w:sz="0" w:space="0" w:color="000000"/>
+                <w:left w:val="none" w:sz="0" w:space="0" w:color="000000"/>
+                <w:right w:val="none" w:sz="0" w:space="0" w:color="000000"/>
+              </w:pBdr>
+              <w:spacing w:after="100" w:before="100" w:line="240"/>
+              <w:ind w:left="100" w:right="100" w:firstLine="0" w:firstLineChars="0"/>
+              <w:rPr>
+                <w:rFonts w:ascii="Helvetica" w:hAnsi="Helvetica" w:eastAsia="Helvetica" w:cs="Helvetica"/>
+                <w:i w:val="false"/>
+                <w:b w:val="false"/>
+                <w:u w:val="none"/>
+                <w:strike w:val="false"/>
+                <w:sz w:val="22"/>
+                <w:szCs w:val="22"/>
+                <w:color w:val="000000"/>
+              </w:rPr>
+            </w:pPr>
+            <w:r>
+              <w:rPr>
+                <w:rFonts w:ascii="Helvetica" w:hAnsi="Helvetica" w:eastAsia="Helvetica" w:cs="Helvetica"/>
+                <w:i w:val="false"/>
+                <w:b w:val="false"/>
+                <w:u w:val="none"/>
+                <w:strike w:val="false"/>
+                <w:sz w:val="22"/>
+                <w:szCs w:val="22"/>
+                <w:color w:val="000000"/>
+              </w:rPr>
+              <w:t xml:space="preserve">Renal Replacement Therapy (%)</w:t>
+            </w:r>
+          </w:p>
+        </w:tc>
+        <w:tc>
+          <w:tcPr>
+            <w:tcBorders>
+              <w:bottom w:val="none" w:sz="0" w:space="0" w:color="000000"/>
+              <w:top w:val="none" w:sz="0" w:space="0" w:color="000000"/>
+              <w:left w:val="none" w:sz="0" w:space="0" w:color="000000"/>
+              <w:right w:val="none" w:sz="0" w:space="0" w:color="000000"/>
+            </w:tcBorders>
+            <w:shd w:val="clear" w:color="auto" w:fill="FFFFFF"/>
+            <w:tcMar>
+              <w:top w:w="0" w:type="dxa"/>
+              <w:bottom w:w="0" w:type="dxa"/>
+              <w:left w:w="0" w:type="dxa"/>
+              <w:right w:w="0" w:type="dxa"/>
+            </w:tcMar>
+            <w:vAlign w:val="center"/>
+          </w:tcPr>
+          <w:p>
+            <w:pPr>
+              <w:jc w:val="center"/>
+              <w:pBdr>
+                <w:bottom w:val="none" w:sz="0" w:space="0" w:color="000000"/>
+                <w:top w:val="none" w:sz="0" w:space="0" w:color="000000"/>
+                <w:left w:val="none" w:sz="0" w:space="0" w:color="000000"/>
+                <w:right w:val="none" w:sz="0" w:space="0" w:color="000000"/>
+              </w:pBdr>
+              <w:spacing w:after="100" w:before="100" w:line="240"/>
+              <w:ind w:left="100" w:right="100" w:firstLine="0" w:firstLineChars="0"/>
+              <w:rPr>
+                <w:rFonts w:ascii="Helvetica" w:hAnsi="Helvetica" w:eastAsia="Helvetica" w:cs="Helvetica"/>
+                <w:i w:val="false"/>
+                <w:b w:val="false"/>
+                <w:u w:val="none"/>
+                <w:strike w:val="false"/>
+                <w:sz w:val="22"/>
+                <w:szCs w:val="22"/>
+                <w:color w:val="000000"/>
+              </w:rPr>
+            </w:pPr>
+            <w:r>
+              <w:rPr>
+                <w:rFonts w:ascii="Helvetica" w:hAnsi="Helvetica" w:eastAsia="Helvetica" w:cs="Helvetica"/>
+                <w:i w:val="false"/>
+                <w:b w:val="false"/>
+                <w:u w:val="none"/>
+                <w:strike w:val="false"/>
+                <w:sz w:val="22"/>
+                <w:szCs w:val="22"/>
+                <w:color w:val="000000"/>
+              </w:rPr>
+              <w:t xml:space="preserve">  13 (28) </w:t>
             </w:r>
           </w:p>
         </w:tc>
@@ -892,234 +892,6 @@
                 <w:szCs w:val="22"/>
                 <w:color w:val="000000"/>
               </w:rPr>
-              <w:t xml:space="preserve">Renal Replacement Therapy (%)</w:t>
-            </w:r>
-          </w:p>
-        </w:tc>
-        <w:tc>
-          <w:tcPr>
-            <w:tcBorders>
-              <w:bottom w:val="none" w:sz="0" w:space="0" w:color="000000"/>
-              <w:top w:val="none" w:sz="0" w:space="0" w:color="000000"/>
-              <w:left w:val="none" w:sz="0" w:space="0" w:color="000000"/>
-              <w:right w:val="none" w:sz="0" w:space="0" w:color="000000"/>
-            </w:tcBorders>
-            <w:shd w:val="clear" w:color="auto" w:fill="FFFFFF"/>
-            <w:tcMar>
-              <w:top w:w="0" w:type="dxa"/>
-              <w:bottom w:w="0" w:type="dxa"/>
-              <w:left w:w="0" w:type="dxa"/>
-              <w:right w:w="0" w:type="dxa"/>
-            </w:tcMar>
-            <w:vAlign w:val="center"/>
-          </w:tcPr>
-          <w:p>
-            <w:pPr>
-              <w:jc w:val="center"/>
-              <w:pBdr>
-                <w:bottom w:val="none" w:sz="0" w:space="0" w:color="000000"/>
-                <w:top w:val="none" w:sz="0" w:space="0" w:color="000000"/>
-                <w:left w:val="none" w:sz="0" w:space="0" w:color="000000"/>
-                <w:right w:val="none" w:sz="0" w:space="0" w:color="000000"/>
-              </w:pBdr>
-              <w:spacing w:after="100" w:before="100" w:line="240"/>
-              <w:ind w:left="100" w:right="100" w:firstLine="0" w:firstLineChars="0"/>
-              <w:rPr>
-                <w:rFonts w:ascii="Helvetica" w:hAnsi="Helvetica" w:eastAsia="Helvetica" w:cs="Helvetica"/>
-                <w:i w:val="false"/>
-                <w:b w:val="false"/>
-                <w:u w:val="none"/>
-                <w:strike w:val="false"/>
-                <w:sz w:val="22"/>
-                <w:szCs w:val="22"/>
-                <w:color w:val="000000"/>
-              </w:rPr>
-            </w:pPr>
-            <w:r>
-              <w:rPr>
-                <w:rFonts w:ascii="Helvetica" w:hAnsi="Helvetica" w:eastAsia="Helvetica" w:cs="Helvetica"/>
-                <w:i w:val="false"/>
-                <w:b w:val="false"/>
-                <w:u w:val="none"/>
-                <w:strike w:val="false"/>
-                <w:sz w:val="22"/>
-                <w:szCs w:val="22"/>
-                <w:color w:val="000000"/>
-              </w:rPr>
-              <w:t xml:space="preserve">   7 (33.3) </w:t>
-            </w:r>
-          </w:p>
-        </w:tc>
-      </w:tr>
-      <w:tr>
-        <w:trPr>
-          <w:trHeight w:val="618" w:hRule="auto"/>
-        </w:trPr>
-        body 8
-        <w:tc>
-          <w:tcPr>
-            <w:tcBorders>
-              <w:bottom w:val="none" w:sz="0" w:space="0" w:color="000000"/>
-              <w:top w:val="none" w:sz="0" w:space="0" w:color="000000"/>
-              <w:left w:val="none" w:sz="0" w:space="0" w:color="000000"/>
-              <w:right w:val="none" w:sz="0" w:space="0" w:color="000000"/>
-            </w:tcBorders>
-            <w:shd w:val="clear" w:color="auto" w:fill="FFFFFF"/>
-            <w:tcMar>
-              <w:top w:w="0" w:type="dxa"/>
-              <w:bottom w:w="0" w:type="dxa"/>
-              <w:left w:w="0" w:type="dxa"/>
-              <w:right w:w="0" w:type="dxa"/>
-            </w:tcMar>
-            <w:vAlign w:val="center"/>
-          </w:tcPr>
-          <w:p>
-            <w:pPr>
-              <w:jc w:val="left"/>
-              <w:pBdr>
-                <w:bottom w:val="none" w:sz="0" w:space="0" w:color="000000"/>
-                <w:top w:val="none" w:sz="0" w:space="0" w:color="000000"/>
-                <w:left w:val="none" w:sz="0" w:space="0" w:color="000000"/>
-                <w:right w:val="none" w:sz="0" w:space="0" w:color="000000"/>
-              </w:pBdr>
-              <w:spacing w:after="100" w:before="100" w:line="240"/>
-              <w:ind w:left="100" w:right="100" w:firstLine="0" w:firstLineChars="0"/>
-              <w:rPr>
-                <w:rFonts w:ascii="Helvetica" w:hAnsi="Helvetica" w:eastAsia="Helvetica" w:cs="Helvetica"/>
-                <w:i w:val="false"/>
-                <w:b w:val="false"/>
-                <w:u w:val="none"/>
-                <w:strike w:val="false"/>
-                <w:sz w:val="22"/>
-                <w:szCs w:val="22"/>
-                <w:color w:val="000000"/>
-              </w:rPr>
-            </w:pPr>
-            <w:r>
-              <w:rPr>
-                <w:rFonts w:ascii="Helvetica" w:hAnsi="Helvetica" w:eastAsia="Helvetica" w:cs="Helvetica"/>
-                <w:i w:val="false"/>
-                <w:b w:val="false"/>
-                <w:u w:val="none"/>
-                <w:strike w:val="false"/>
-                <w:sz w:val="22"/>
-                <w:szCs w:val="22"/>
-                <w:color w:val="000000"/>
-              </w:rPr>
-              <w:t xml:space="preserve">Duration of Renal Replacement Therapy (days)</w:t>
-            </w:r>
-          </w:p>
-        </w:tc>
-        <w:tc>
-          <w:tcPr>
-            <w:tcBorders>
-              <w:bottom w:val="none" w:sz="0" w:space="0" w:color="000000"/>
-              <w:top w:val="none" w:sz="0" w:space="0" w:color="000000"/>
-              <w:left w:val="none" w:sz="0" w:space="0" w:color="000000"/>
-              <w:right w:val="none" w:sz="0" w:space="0" w:color="000000"/>
-            </w:tcBorders>
-            <w:shd w:val="clear" w:color="auto" w:fill="FFFFFF"/>
-            <w:tcMar>
-              <w:top w:w="0" w:type="dxa"/>
-              <w:bottom w:w="0" w:type="dxa"/>
-              <w:left w:w="0" w:type="dxa"/>
-              <w:right w:w="0" w:type="dxa"/>
-            </w:tcMar>
-            <w:vAlign w:val="center"/>
-          </w:tcPr>
-          <w:p>
-            <w:pPr>
-              <w:jc w:val="center"/>
-              <w:pBdr>
-                <w:bottom w:val="none" w:sz="0" w:space="0" w:color="000000"/>
-                <w:top w:val="none" w:sz="0" w:space="0" w:color="000000"/>
-                <w:left w:val="none" w:sz="0" w:space="0" w:color="000000"/>
-                <w:right w:val="none" w:sz="0" w:space="0" w:color="000000"/>
-              </w:pBdr>
-              <w:spacing w:after="100" w:before="100" w:line="240"/>
-              <w:ind w:left="100" w:right="100" w:firstLine="0" w:firstLineChars="0"/>
-              <w:rPr>
-                <w:rFonts w:ascii="Helvetica" w:hAnsi="Helvetica" w:eastAsia="Helvetica" w:cs="Helvetica"/>
-                <w:i w:val="false"/>
-                <w:b w:val="false"/>
-                <w:u w:val="none"/>
-                <w:strike w:val="false"/>
-                <w:sz w:val="22"/>
-                <w:szCs w:val="22"/>
-                <w:color w:val="000000"/>
-              </w:rPr>
-            </w:pPr>
-            <w:r>
-              <w:rPr>
-                <w:rFonts w:ascii="Helvetica" w:hAnsi="Helvetica" w:eastAsia="Helvetica" w:cs="Helvetica"/>
-                <w:i w:val="false"/>
-                <w:b w:val="false"/>
-                <w:u w:val="none"/>
-                <w:strike w:val="false"/>
-                <w:sz w:val="22"/>
-                <w:szCs w:val="22"/>
-                <w:color w:val="000000"/>
-              </w:rPr>
-              <w:t xml:space="preserve"> 0.0 [0.0, 5.0]</w:t>
-            </w:r>
-          </w:p>
-        </w:tc>
-      </w:tr>
-      <w:tr>
-        <w:trPr>
-          <w:trHeight w:val="618" w:hRule="auto"/>
-        </w:trPr>
-        body 9
-        <w:tc>
-          <w:tcPr>
-            <w:tcBorders>
-              <w:bottom w:val="none" w:sz="0" w:space="0" w:color="000000"/>
-              <w:top w:val="none" w:sz="0" w:space="0" w:color="000000"/>
-              <w:left w:val="none" w:sz="0" w:space="0" w:color="000000"/>
-              <w:right w:val="none" w:sz="0" w:space="0" w:color="000000"/>
-            </w:tcBorders>
-            <w:shd w:val="clear" w:color="auto" w:fill="FFFFFF"/>
-            <w:tcMar>
-              <w:top w:w="0" w:type="dxa"/>
-              <w:bottom w:w="0" w:type="dxa"/>
-              <w:left w:w="0" w:type="dxa"/>
-              <w:right w:w="0" w:type="dxa"/>
-            </w:tcMar>
-            <w:vAlign w:val="center"/>
-          </w:tcPr>
-          <w:p>
-            <w:pPr>
-              <w:jc w:val="left"/>
-              <w:pBdr>
-                <w:bottom w:val="none" w:sz="0" w:space="0" w:color="000000"/>
-                <w:top w:val="none" w:sz="0" w:space="0" w:color="000000"/>
-                <w:left w:val="none" w:sz="0" w:space="0" w:color="000000"/>
-                <w:right w:val="none" w:sz="0" w:space="0" w:color="000000"/>
-              </w:pBdr>
-              <w:spacing w:after="100" w:before="100" w:line="240"/>
-              <w:ind w:left="100" w:right="100" w:firstLine="0" w:firstLineChars="0"/>
-              <w:rPr>
-                <w:rFonts w:ascii="Helvetica" w:hAnsi="Helvetica" w:eastAsia="Helvetica" w:cs="Helvetica"/>
-                <w:i w:val="false"/>
-                <w:b w:val="false"/>
-                <w:u w:val="none"/>
-                <w:strike w:val="false"/>
-                <w:sz w:val="22"/>
-                <w:szCs w:val="22"/>
-                <w:color w:val="000000"/>
-              </w:rPr>
-            </w:pPr>
-            <w:r>
-              <w:rPr>
-                <w:rFonts w:ascii="Helvetica" w:hAnsi="Helvetica" w:eastAsia="Helvetica" w:cs="Helvetica"/>
-                <w:i w:val="false"/>
-                <w:b w:val="false"/>
-                <w:u w:val="none"/>
-                <w:strike w:val="false"/>
-                <w:sz w:val="22"/>
-                <w:szCs w:val="22"/>
-                <w:color w:val="000000"/>
-              </w:rPr>
               <w:t xml:space="preserve">Duration of Mechanical Ventilation (days)</w:t>
             </w:r>
           </w:p>
@@ -1174,7 +946,235 @@
                 <w:szCs w:val="22"/>
                 <w:color w:val="000000"/>
               </w:rPr>
-              <w:t xml:space="preserve"> 5.0 [2.0, 9.5]</w:t>
+              <w:t xml:space="preserve"> 5 (2 – 10)</w:t>
+            </w:r>
+          </w:p>
+        </w:tc>
+      </w:tr>
+      <w:tr>
+        <w:trPr>
+          <w:trHeight w:val="621" w:hRule="auto"/>
+        </w:trPr>
+        body 8
+        <w:tc>
+          <w:tcPr>
+            <w:tcBorders>
+              <w:bottom w:val="none" w:sz="0" w:space="0" w:color="000000"/>
+              <w:top w:val="none" w:sz="0" w:space="0" w:color="000000"/>
+              <w:left w:val="none" w:sz="0" w:space="0" w:color="000000"/>
+              <w:right w:val="none" w:sz="0" w:space="0" w:color="000000"/>
+            </w:tcBorders>
+            <w:shd w:val="clear" w:color="auto" w:fill="FFFFFF"/>
+            <w:tcMar>
+              <w:top w:w="0" w:type="dxa"/>
+              <w:bottom w:w="0" w:type="dxa"/>
+              <w:left w:w="0" w:type="dxa"/>
+              <w:right w:w="0" w:type="dxa"/>
+            </w:tcMar>
+            <w:vAlign w:val="center"/>
+          </w:tcPr>
+          <w:p>
+            <w:pPr>
+              <w:jc w:val="left"/>
+              <w:pBdr>
+                <w:bottom w:val="none" w:sz="0" w:space="0" w:color="000000"/>
+                <w:top w:val="none" w:sz="0" w:space="0" w:color="000000"/>
+                <w:left w:val="none" w:sz="0" w:space="0" w:color="000000"/>
+                <w:right w:val="none" w:sz="0" w:space="0" w:color="000000"/>
+              </w:pBdr>
+              <w:spacing w:after="100" w:before="100" w:line="240"/>
+              <w:ind w:left="100" w:right="100" w:firstLine="0" w:firstLineChars="0"/>
+              <w:rPr>
+                <w:rFonts w:ascii="Helvetica" w:hAnsi="Helvetica" w:eastAsia="Helvetica" w:cs="Helvetica"/>
+                <w:i w:val="false"/>
+                <w:b w:val="false"/>
+                <w:u w:val="none"/>
+                <w:strike w:val="false"/>
+                <w:sz w:val="22"/>
+                <w:szCs w:val="22"/>
+                <w:color w:val="000000"/>
+              </w:rPr>
+            </w:pPr>
+            <w:r>
+              <w:rPr>
+                <w:rFonts w:ascii="Helvetica" w:hAnsi="Helvetica" w:eastAsia="Helvetica" w:cs="Helvetica"/>
+                <w:i w:val="false"/>
+                <w:b w:val="false"/>
+                <w:u w:val="none"/>
+                <w:strike w:val="false"/>
+                <w:sz w:val="22"/>
+                <w:szCs w:val="22"/>
+                <w:color w:val="000000"/>
+              </w:rPr>
+              <w:t xml:space="preserve">ICU Length of Stay (days)</w:t>
+            </w:r>
+          </w:p>
+        </w:tc>
+        <w:tc>
+          <w:tcPr>
+            <w:tcBorders>
+              <w:bottom w:val="none" w:sz="0" w:space="0" w:color="000000"/>
+              <w:top w:val="none" w:sz="0" w:space="0" w:color="000000"/>
+              <w:left w:val="none" w:sz="0" w:space="0" w:color="000000"/>
+              <w:right w:val="none" w:sz="0" w:space="0" w:color="000000"/>
+            </w:tcBorders>
+            <w:shd w:val="clear" w:color="auto" w:fill="FFFFFF"/>
+            <w:tcMar>
+              <w:top w:w="0" w:type="dxa"/>
+              <w:bottom w:w="0" w:type="dxa"/>
+              <w:left w:w="0" w:type="dxa"/>
+              <w:right w:w="0" w:type="dxa"/>
+            </w:tcMar>
+            <w:vAlign w:val="center"/>
+          </w:tcPr>
+          <w:p>
+            <w:pPr>
+              <w:jc w:val="center"/>
+              <w:pBdr>
+                <w:bottom w:val="none" w:sz="0" w:space="0" w:color="000000"/>
+                <w:top w:val="none" w:sz="0" w:space="0" w:color="000000"/>
+                <w:left w:val="none" w:sz="0" w:space="0" w:color="000000"/>
+                <w:right w:val="none" w:sz="0" w:space="0" w:color="000000"/>
+              </w:pBdr>
+              <w:spacing w:after="100" w:before="100" w:line="240"/>
+              <w:ind w:left="100" w:right="100" w:firstLine="0" w:firstLineChars="0"/>
+              <w:rPr>
+                <w:rFonts w:ascii="Helvetica" w:hAnsi="Helvetica" w:eastAsia="Helvetica" w:cs="Helvetica"/>
+                <w:i w:val="false"/>
+                <w:b w:val="false"/>
+                <w:u w:val="none"/>
+                <w:strike w:val="false"/>
+                <w:sz w:val="22"/>
+                <w:szCs w:val="22"/>
+                <w:color w:val="000000"/>
+              </w:rPr>
+            </w:pPr>
+            <w:r>
+              <w:rPr>
+                <w:rFonts w:ascii="Helvetica" w:hAnsi="Helvetica" w:eastAsia="Helvetica" w:cs="Helvetica"/>
+                <w:i w:val="false"/>
+                <w:b w:val="false"/>
+                <w:u w:val="none"/>
+                <w:strike w:val="false"/>
+                <w:sz w:val="22"/>
+                <w:szCs w:val="22"/>
+                <w:color w:val="000000"/>
+              </w:rPr>
+              <w:t xml:space="preserve">14 (6 – 20)</w:t>
+            </w:r>
+          </w:p>
+        </w:tc>
+      </w:tr>
+      <w:tr>
+        <w:trPr>
+          <w:trHeight w:val="577" w:hRule="auto"/>
+        </w:trPr>
+        body 9
+        <w:tc>
+          <w:tcPr>
+            <w:tcBorders>
+              <w:bottom w:val="none" w:sz="0" w:space="0" w:color="000000"/>
+              <w:top w:val="none" w:sz="0" w:space="0" w:color="000000"/>
+              <w:left w:val="none" w:sz="0" w:space="0" w:color="000000"/>
+              <w:right w:val="none" w:sz="0" w:space="0" w:color="000000"/>
+            </w:tcBorders>
+            <w:shd w:val="clear" w:color="auto" w:fill="FFFFFF"/>
+            <w:tcMar>
+              <w:top w:w="0" w:type="dxa"/>
+              <w:bottom w:w="0" w:type="dxa"/>
+              <w:left w:w="0" w:type="dxa"/>
+              <w:right w:w="0" w:type="dxa"/>
+            </w:tcMar>
+            <w:vAlign w:val="center"/>
+          </w:tcPr>
+          <w:p>
+            <w:pPr>
+              <w:jc w:val="left"/>
+              <w:pBdr>
+                <w:bottom w:val="none" w:sz="0" w:space="0" w:color="000000"/>
+                <w:top w:val="none" w:sz="0" w:space="0" w:color="000000"/>
+                <w:left w:val="none" w:sz="0" w:space="0" w:color="000000"/>
+                <w:right w:val="none" w:sz="0" w:space="0" w:color="000000"/>
+              </w:pBdr>
+              <w:spacing w:after="100" w:before="100" w:line="240"/>
+              <w:ind w:left="100" w:right="100" w:firstLine="0" w:firstLineChars="0"/>
+              <w:rPr>
+                <w:rFonts w:ascii="Helvetica" w:hAnsi="Helvetica" w:eastAsia="Helvetica" w:cs="Helvetica"/>
+                <w:i w:val="false"/>
+                <w:b w:val="true"/>
+                <w:u w:val="none"/>
+                <w:strike w:val="false"/>
+                <w:sz w:val="22"/>
+                <w:szCs w:val="22"/>
+                <w:color w:val="000000"/>
+              </w:rPr>
+            </w:pPr>
+            <w:r>
+              <w:rPr>
+                <w:rFonts w:ascii="Helvetica" w:hAnsi="Helvetica" w:eastAsia="Helvetica" w:cs="Helvetica"/>
+                <w:i w:val="false"/>
+                <w:b w:val="true"/>
+                <w:u w:val="none"/>
+                <w:strike w:val="false"/>
+                <w:sz w:val="22"/>
+                <w:szCs w:val="22"/>
+                <w:color w:val="000000"/>
+              </w:rPr>
+              <w:t xml:space="preserve">Outcome</w:t>
+            </w:r>
+          </w:p>
+        </w:tc>
+        <w:tc>
+          <w:tcPr>
+            <w:tcBorders>
+              <w:bottom w:val="none" w:sz="0" w:space="0" w:color="000000"/>
+              <w:top w:val="none" w:sz="0" w:space="0" w:color="000000"/>
+              <w:left w:val="none" w:sz="0" w:space="0" w:color="000000"/>
+              <w:right w:val="none" w:sz="0" w:space="0" w:color="000000"/>
+            </w:tcBorders>
+            <w:shd w:val="clear" w:color="auto" w:fill="FFFFFF"/>
+            <w:tcMar>
+              <w:top w:w="0" w:type="dxa"/>
+              <w:bottom w:w="0" w:type="dxa"/>
+              <w:left w:w="0" w:type="dxa"/>
+              <w:right w:w="0" w:type="dxa"/>
+            </w:tcMar>
+            <w:vAlign w:val="center"/>
+          </w:tcPr>
+          <w:p>
+            <w:pPr>
+              <w:jc w:val="center"/>
+              <w:pBdr>
+                <w:bottom w:val="none" w:sz="0" w:space="0" w:color="000000"/>
+                <w:top w:val="none" w:sz="0" w:space="0" w:color="000000"/>
+                <w:left w:val="none" w:sz="0" w:space="0" w:color="000000"/>
+                <w:right w:val="none" w:sz="0" w:space="0" w:color="000000"/>
+              </w:pBdr>
+              <w:spacing w:after="100" w:before="100" w:line="240"/>
+              <w:ind w:left="100" w:right="100" w:firstLine="0" w:firstLineChars="0"/>
+              <w:rPr>
+                <w:rFonts w:ascii="Helvetica" w:hAnsi="Helvetica" w:eastAsia="Helvetica" w:cs="Helvetica"/>
+                <w:i w:val="false"/>
+                <w:b w:val="true"/>
+                <w:u w:val="none"/>
+                <w:strike w:val="false"/>
+                <w:sz w:val="22"/>
+                <w:szCs w:val="22"/>
+                <w:color w:val="000000"/>
+              </w:rPr>
+            </w:pPr>
+            <w:r>
+              <w:rPr>
+                <w:rFonts w:ascii="Helvetica" w:hAnsi="Helvetica" w:eastAsia="Helvetica" w:cs="Helvetica"/>
+                <w:i w:val="false"/>
+                <w:b w:val="true"/>
+                <w:u w:val="none"/>
+                <w:strike w:val="false"/>
+                <w:sz w:val="22"/>
+                <w:szCs w:val="22"/>
+                <w:color w:val="000000"/>
+              </w:rPr>
+              <w:t xml:space="preserve">  </w:t>
             </w:r>
           </w:p>
         </w:tc>
@@ -1234,7 +1234,7 @@
                 <w:szCs w:val="22"/>
                 <w:color w:val="000000"/>
               </w:rPr>
-              <w:t xml:space="preserve">ICU Length of Stay (days)</w:t>
+              <w:t xml:space="preserve">ECMO Weaning (%)</w:t>
             </w:r>
           </w:p>
         </w:tc>
@@ -1288,121 +1288,7 @@
                 <w:szCs w:val="22"/>
                 <w:color w:val="000000"/>
               </w:rPr>
-              <w:t xml:space="preserve">14.0 [6.0, 19.5]</w:t>
-            </w:r>
-          </w:p>
-        </w:tc>
-      </w:tr>
-      <w:tr>
-        <w:trPr>
-          <w:trHeight w:val="577" w:hRule="auto"/>
-        </w:trPr>
-        body11
-        <w:tc>
-          <w:tcPr>
-            <w:tcBorders>
-              <w:bottom w:val="none" w:sz="0" w:space="0" w:color="000000"/>
-              <w:top w:val="none" w:sz="0" w:space="0" w:color="000000"/>
-              <w:left w:val="none" w:sz="0" w:space="0" w:color="000000"/>
-              <w:right w:val="none" w:sz="0" w:space="0" w:color="000000"/>
-            </w:tcBorders>
-            <w:shd w:val="clear" w:color="auto" w:fill="FFFFFF"/>
-            <w:tcMar>
-              <w:top w:w="0" w:type="dxa"/>
-              <w:bottom w:w="0" w:type="dxa"/>
-              <w:left w:w="0" w:type="dxa"/>
-              <w:right w:w="0" w:type="dxa"/>
-            </w:tcMar>
-            <w:vAlign w:val="center"/>
-          </w:tcPr>
-          <w:p>
-            <w:pPr>
-              <w:jc w:val="left"/>
-              <w:pBdr>
-                <w:bottom w:val="none" w:sz="0" w:space="0" w:color="000000"/>
-                <w:top w:val="none" w:sz="0" w:space="0" w:color="000000"/>
-                <w:left w:val="none" w:sz="0" w:space="0" w:color="000000"/>
-                <w:right w:val="none" w:sz="0" w:space="0" w:color="000000"/>
-              </w:pBdr>
-              <w:spacing w:after="100" w:before="100" w:line="240"/>
-              <w:ind w:left="100" w:right="100" w:firstLine="0" w:firstLineChars="0"/>
-              <w:rPr>
-                <w:rFonts w:ascii="Helvetica" w:hAnsi="Helvetica" w:eastAsia="Helvetica" w:cs="Helvetica"/>
-                <w:i w:val="false"/>
-                <w:b w:val="true"/>
-                <w:u w:val="none"/>
-                <w:strike w:val="false"/>
-                <w:sz w:val="22"/>
-                <w:szCs w:val="22"/>
-                <w:color w:val="000000"/>
-              </w:rPr>
-            </w:pPr>
-            <w:r>
-              <w:rPr>
-                <w:rFonts w:ascii="Helvetica" w:hAnsi="Helvetica" w:eastAsia="Helvetica" w:cs="Helvetica"/>
-                <w:i w:val="false"/>
-                <w:b w:val="true"/>
-                <w:u w:val="none"/>
-                <w:strike w:val="false"/>
-                <w:sz w:val="22"/>
-                <w:szCs w:val="22"/>
-                <w:color w:val="000000"/>
-              </w:rPr>
-              <w:t xml:space="preserve">Outcome</w:t>
-            </w:r>
-          </w:p>
-        </w:tc>
-        <w:tc>
-          <w:tcPr>
-            <w:tcBorders>
-              <w:bottom w:val="none" w:sz="0" w:space="0" w:color="000000"/>
-              <w:top w:val="none" w:sz="0" w:space="0" w:color="000000"/>
-              <w:left w:val="none" w:sz="0" w:space="0" w:color="000000"/>
-              <w:right w:val="none" w:sz="0" w:space="0" w:color="000000"/>
-            </w:tcBorders>
-            <w:shd w:val="clear" w:color="auto" w:fill="FFFFFF"/>
-            <w:tcMar>
-              <w:top w:w="0" w:type="dxa"/>
-              <w:bottom w:w="0" w:type="dxa"/>
-              <w:left w:w="0" w:type="dxa"/>
-              <w:right w:w="0" w:type="dxa"/>
-            </w:tcMar>
-            <w:vAlign w:val="center"/>
-          </w:tcPr>
-          <w:p>
-            <w:pPr>
-              <w:jc w:val="center"/>
-              <w:pBdr>
-                <w:bottom w:val="none" w:sz="0" w:space="0" w:color="000000"/>
-                <w:top w:val="none" w:sz="0" w:space="0" w:color="000000"/>
-                <w:left w:val="none" w:sz="0" w:space="0" w:color="000000"/>
-                <w:right w:val="none" w:sz="0" w:space="0" w:color="000000"/>
-              </w:pBdr>
-              <w:spacing w:after="100" w:before="100" w:line="240"/>
-              <w:ind w:left="100" w:right="100" w:firstLine="0" w:firstLineChars="0"/>
-              <w:rPr>
-                <w:rFonts w:ascii="Helvetica" w:hAnsi="Helvetica" w:eastAsia="Helvetica" w:cs="Helvetica"/>
-                <w:i w:val="false"/>
-                <w:b w:val="true"/>
-                <w:u w:val="none"/>
-                <w:strike w:val="false"/>
-                <w:sz w:val="22"/>
-                <w:szCs w:val="22"/>
-                <w:color w:val="000000"/>
-              </w:rPr>
-            </w:pPr>
-            <w:r>
-              <w:rPr>
-                <w:rFonts w:ascii="Helvetica" w:hAnsi="Helvetica" w:eastAsia="Helvetica" w:cs="Helvetica"/>
-                <w:i w:val="false"/>
-                <w:b w:val="true"/>
-                <w:u w:val="none"/>
-                <w:strike w:val="false"/>
-                <w:sz w:val="22"/>
-                <w:szCs w:val="22"/>
-                <w:color w:val="000000"/>
-              </w:rPr>
-              <w:t xml:space="preserve">  </w:t>
+              <w:t xml:space="preserve">  21 (45) </w:t>
             </w:r>
           </w:p>
         </w:tc>
@@ -1411,7 +1297,7 @@
         <w:trPr>
           <w:trHeight w:val="618" w:hRule="auto"/>
         </w:trPr>
-        body12
+        body11
         <w:tc>
           <w:tcPr>
             <w:tcBorders>
@@ -1516,7 +1402,121 @@
                 <w:szCs w:val="22"/>
                 <w:color w:val="000000"/>
               </w:rPr>
-              <w:t xml:space="preserve">  20 (42.6) </w:t>
+              <w:t xml:space="preserve">  20 (43) </w:t>
+            </w:r>
+          </w:p>
+        </w:tc>
+      </w:tr>
+      <w:tr>
+        <w:trPr>
+          <w:trHeight w:val="620" w:hRule="auto"/>
+        </w:trPr>
+        body12
+        <w:tc>
+          <w:tcPr>
+            <w:tcBorders>
+              <w:bottom w:val="none" w:sz="0" w:space="0" w:color="000000"/>
+              <w:top w:val="none" w:sz="0" w:space="0" w:color="000000"/>
+              <w:left w:val="none" w:sz="0" w:space="0" w:color="000000"/>
+              <w:right w:val="none" w:sz="0" w:space="0" w:color="000000"/>
+            </w:tcBorders>
+            <w:shd w:val="clear" w:color="auto" w:fill="FFFFFF"/>
+            <w:tcMar>
+              <w:top w:w="0" w:type="dxa"/>
+              <w:bottom w:w="0" w:type="dxa"/>
+              <w:left w:w="0" w:type="dxa"/>
+              <w:right w:w="0" w:type="dxa"/>
+            </w:tcMar>
+            <w:vAlign w:val="center"/>
+          </w:tcPr>
+          <w:p>
+            <w:pPr>
+              <w:jc w:val="left"/>
+              <w:pBdr>
+                <w:bottom w:val="none" w:sz="0" w:space="0" w:color="000000"/>
+                <w:top w:val="none" w:sz="0" w:space="0" w:color="000000"/>
+                <w:left w:val="none" w:sz="0" w:space="0" w:color="000000"/>
+                <w:right w:val="none" w:sz="0" w:space="0" w:color="000000"/>
+              </w:pBdr>
+              <w:spacing w:after="100" w:before="100" w:line="240"/>
+              <w:ind w:left="100" w:right="100" w:firstLine="0" w:firstLineChars="0"/>
+              <w:rPr>
+                <w:rFonts w:ascii="Helvetica" w:hAnsi="Helvetica" w:eastAsia="Helvetica" w:cs="Helvetica"/>
+                <w:i w:val="false"/>
+                <w:b w:val="false"/>
+                <w:u w:val="none"/>
+                <w:strike w:val="false"/>
+                <w:sz w:val="22"/>
+                <w:szCs w:val="22"/>
+                <w:color w:val="000000"/>
+              </w:rPr>
+            </w:pPr>
+            <w:r>
+              <w:rPr>
+                <w:rFonts w:ascii="Helvetica" w:hAnsi="Helvetica" w:eastAsia="Helvetica" w:cs="Helvetica"/>
+                <w:i w:val="false"/>
+                <w:b w:val="false"/>
+                <w:u w:val="none"/>
+                <w:strike w:val="false"/>
+                <w:sz w:val="22"/>
+                <w:szCs w:val="22"/>
+                <w:color w:val="000000"/>
+              </w:rPr>
+              <w:t xml:space="preserve">Bridge to LVAD (%)</w:t>
+            </w:r>
+          </w:p>
+        </w:tc>
+        <w:tc>
+          <w:tcPr>
+            <w:tcBorders>
+              <w:bottom w:val="none" w:sz="0" w:space="0" w:color="000000"/>
+              <w:top w:val="none" w:sz="0" w:space="0" w:color="000000"/>
+              <w:left w:val="none" w:sz="0" w:space="0" w:color="000000"/>
+              <w:right w:val="none" w:sz="0" w:space="0" w:color="000000"/>
+            </w:tcBorders>
+            <w:shd w:val="clear" w:color="auto" w:fill="FFFFFF"/>
+            <w:tcMar>
+              <w:top w:w="0" w:type="dxa"/>
+              <w:bottom w:w="0" w:type="dxa"/>
+              <w:left w:w="0" w:type="dxa"/>
+              <w:right w:w="0" w:type="dxa"/>
+            </w:tcMar>
+            <w:vAlign w:val="center"/>
+          </w:tcPr>
+          <w:p>
+            <w:pPr>
+              <w:jc w:val="center"/>
+              <w:pBdr>
+                <w:bottom w:val="none" w:sz="0" w:space="0" w:color="000000"/>
+                <w:top w:val="none" w:sz="0" w:space="0" w:color="000000"/>
+                <w:left w:val="none" w:sz="0" w:space="0" w:color="000000"/>
+                <w:right w:val="none" w:sz="0" w:space="0" w:color="000000"/>
+              </w:pBdr>
+              <w:spacing w:after="100" w:before="100" w:line="240"/>
+              <w:ind w:left="100" w:right="100" w:firstLine="0" w:firstLineChars="0"/>
+              <w:rPr>
+                <w:rFonts w:ascii="Helvetica" w:hAnsi="Helvetica" w:eastAsia="Helvetica" w:cs="Helvetica"/>
+                <w:i w:val="false"/>
+                <w:b w:val="false"/>
+                <w:u w:val="none"/>
+                <w:strike w:val="false"/>
+                <w:sz w:val="22"/>
+                <w:szCs w:val="22"/>
+                <w:color w:val="000000"/>
+              </w:rPr>
+            </w:pPr>
+            <w:r>
+              <w:rPr>
+                <w:rFonts w:ascii="Helvetica" w:hAnsi="Helvetica" w:eastAsia="Helvetica" w:cs="Helvetica"/>
+                <w:i w:val="false"/>
+                <w:b w:val="false"/>
+                <w:u w:val="none"/>
+                <w:strike w:val="false"/>
+                <w:sz w:val="22"/>
+                <w:szCs w:val="22"/>
+                <w:color w:val="000000"/>
+              </w:rPr>
+              <w:t xml:space="preserve">   4 ( 8) </w:t>
             </w:r>
           </w:p>
         </w:tc>
@@ -1576,120 +1576,6 @@
                 <w:szCs w:val="22"/>
                 <w:color w:val="000000"/>
               </w:rPr>
-              <w:t xml:space="preserve">Bridge to LVAD (%)</w:t>
-            </w:r>
-          </w:p>
-        </w:tc>
-        <w:tc>
-          <w:tcPr>
-            <w:tcBorders>
-              <w:bottom w:val="none" w:sz="0" w:space="0" w:color="000000"/>
-              <w:top w:val="none" w:sz="0" w:space="0" w:color="000000"/>
-              <w:left w:val="none" w:sz="0" w:space="0" w:color="000000"/>
-              <w:right w:val="none" w:sz="0" w:space="0" w:color="000000"/>
-            </w:tcBorders>
-            <w:shd w:val="clear" w:color="auto" w:fill="FFFFFF"/>
-            <w:tcMar>
-              <w:top w:w="0" w:type="dxa"/>
-              <w:bottom w:w="0" w:type="dxa"/>
-              <w:left w:w="0" w:type="dxa"/>
-              <w:right w:w="0" w:type="dxa"/>
-            </w:tcMar>
-            <w:vAlign w:val="center"/>
-          </w:tcPr>
-          <w:p>
-            <w:pPr>
-              <w:jc w:val="center"/>
-              <w:pBdr>
-                <w:bottom w:val="none" w:sz="0" w:space="0" w:color="000000"/>
-                <w:top w:val="none" w:sz="0" w:space="0" w:color="000000"/>
-                <w:left w:val="none" w:sz="0" w:space="0" w:color="000000"/>
-                <w:right w:val="none" w:sz="0" w:space="0" w:color="000000"/>
-              </w:pBdr>
-              <w:spacing w:after="100" w:before="100" w:line="240"/>
-              <w:ind w:left="100" w:right="100" w:firstLine="0" w:firstLineChars="0"/>
-              <w:rPr>
-                <w:rFonts w:ascii="Helvetica" w:hAnsi="Helvetica" w:eastAsia="Helvetica" w:cs="Helvetica"/>
-                <w:i w:val="false"/>
-                <w:b w:val="false"/>
-                <w:u w:val="none"/>
-                <w:strike w:val="false"/>
-                <w:sz w:val="22"/>
-                <w:szCs w:val="22"/>
-                <w:color w:val="000000"/>
-              </w:rPr>
-            </w:pPr>
-            <w:r>
-              <w:rPr>
-                <w:rFonts w:ascii="Helvetica" w:hAnsi="Helvetica" w:eastAsia="Helvetica" w:cs="Helvetica"/>
-                <w:i w:val="false"/>
-                <w:b w:val="false"/>
-                <w:u w:val="none"/>
-                <w:strike w:val="false"/>
-                <w:sz w:val="22"/>
-                <w:szCs w:val="22"/>
-                <w:color w:val="000000"/>
-              </w:rPr>
-              <w:t xml:space="preserve">   4 ( 8.5) </w:t>
-            </w:r>
-          </w:p>
-        </w:tc>
-      </w:tr>
-      <w:tr>
-        <w:trPr>
-          <w:trHeight w:val="620" w:hRule="auto"/>
-        </w:trPr>
-        body14
-        <w:tc>
-          <w:tcPr>
-            <w:tcBorders>
-              <w:bottom w:val="none" w:sz="0" w:space="0" w:color="000000"/>
-              <w:top w:val="none" w:sz="0" w:space="0" w:color="000000"/>
-              <w:left w:val="none" w:sz="0" w:space="0" w:color="000000"/>
-              <w:right w:val="none" w:sz="0" w:space="0" w:color="000000"/>
-            </w:tcBorders>
-            <w:shd w:val="clear" w:color="auto" w:fill="FFFFFF"/>
-            <w:tcMar>
-              <w:top w:w="0" w:type="dxa"/>
-              <w:bottom w:w="0" w:type="dxa"/>
-              <w:left w:w="0" w:type="dxa"/>
-              <w:right w:w="0" w:type="dxa"/>
-            </w:tcMar>
-            <w:vAlign w:val="center"/>
-          </w:tcPr>
-          <w:p>
-            <w:pPr>
-              <w:jc w:val="left"/>
-              <w:pBdr>
-                <w:bottom w:val="none" w:sz="0" w:space="0" w:color="000000"/>
-                <w:top w:val="none" w:sz="0" w:space="0" w:color="000000"/>
-                <w:left w:val="none" w:sz="0" w:space="0" w:color="000000"/>
-                <w:right w:val="none" w:sz="0" w:space="0" w:color="000000"/>
-              </w:pBdr>
-              <w:spacing w:after="100" w:before="100" w:line="240"/>
-              <w:ind w:left="100" w:right="100" w:firstLine="0" w:firstLineChars="0"/>
-              <w:rPr>
-                <w:rFonts w:ascii="Helvetica" w:hAnsi="Helvetica" w:eastAsia="Helvetica" w:cs="Helvetica"/>
-                <w:i w:val="false"/>
-                <w:b w:val="false"/>
-                <w:u w:val="none"/>
-                <w:strike w:val="false"/>
-                <w:sz w:val="22"/>
-                <w:szCs w:val="22"/>
-                <w:color w:val="000000"/>
-              </w:rPr>
-            </w:pPr>
-            <w:r>
-              <w:rPr>
-                <w:rFonts w:ascii="Helvetica" w:hAnsi="Helvetica" w:eastAsia="Helvetica" w:cs="Helvetica"/>
-                <w:i w:val="false"/>
-                <w:b w:val="false"/>
-                <w:u w:val="none"/>
-                <w:strike w:val="false"/>
-                <w:sz w:val="22"/>
-                <w:szCs w:val="22"/>
-                <w:color w:val="000000"/>
-              </w:rPr>
               <w:t xml:space="preserve">Bridge to Transplant (%)</w:t>
             </w:r>
           </w:p>
@@ -1744,7 +1630,7 @@
                 <w:szCs w:val="22"/>
                 <w:color w:val="000000"/>
               </w:rPr>
-              <w:t xml:space="preserve">   2 ( 4.3) </w:t>
+              <w:t xml:space="preserve">   2 ( 4) </w:t>
             </w:r>
           </w:p>
         </w:tc>
@@ -1753,121 +1639,7 @@
         <w:trPr>
           <w:trHeight w:val="618" w:hRule="auto"/>
         </w:trPr>
-        body15
-        <w:tc>
-          <w:tcPr>
-            <w:tcBorders>
-              <w:bottom w:val="none" w:sz="0" w:space="0" w:color="000000"/>
-              <w:top w:val="none" w:sz="0" w:space="0" w:color="000000"/>
-              <w:left w:val="none" w:sz="0" w:space="0" w:color="000000"/>
-              <w:right w:val="none" w:sz="0" w:space="0" w:color="000000"/>
-            </w:tcBorders>
-            <w:shd w:val="clear" w:color="auto" w:fill="FFFFFF"/>
-            <w:tcMar>
-              <w:top w:w="0" w:type="dxa"/>
-              <w:bottom w:w="0" w:type="dxa"/>
-              <w:left w:w="0" w:type="dxa"/>
-              <w:right w:w="0" w:type="dxa"/>
-            </w:tcMar>
-            <w:vAlign w:val="center"/>
-          </w:tcPr>
-          <w:p>
-            <w:pPr>
-              <w:jc w:val="left"/>
-              <w:pBdr>
-                <w:bottom w:val="none" w:sz="0" w:space="0" w:color="000000"/>
-                <w:top w:val="none" w:sz="0" w:space="0" w:color="000000"/>
-                <w:left w:val="none" w:sz="0" w:space="0" w:color="000000"/>
-                <w:right w:val="none" w:sz="0" w:space="0" w:color="000000"/>
-              </w:pBdr>
-              <w:spacing w:after="100" w:before="100" w:line="240"/>
-              <w:ind w:left="100" w:right="100" w:firstLine="0" w:firstLineChars="0"/>
-              <w:rPr>
-                <w:rFonts w:ascii="Helvetica" w:hAnsi="Helvetica" w:eastAsia="Helvetica" w:cs="Helvetica"/>
-                <w:i w:val="false"/>
-                <w:b w:val="false"/>
-                <w:u w:val="none"/>
-                <w:strike w:val="false"/>
-                <w:sz w:val="22"/>
-                <w:szCs w:val="22"/>
-                <w:color w:val="000000"/>
-              </w:rPr>
-            </w:pPr>
-            <w:r>
-              <w:rPr>
-                <w:rFonts w:ascii="Helvetica" w:hAnsi="Helvetica" w:eastAsia="Helvetica" w:cs="Helvetica"/>
-                <w:i w:val="false"/>
-                <w:b w:val="false"/>
-                <w:u w:val="none"/>
-                <w:strike w:val="false"/>
-                <w:sz w:val="22"/>
-                <w:szCs w:val="22"/>
-                <w:color w:val="000000"/>
-              </w:rPr>
-              <w:t xml:space="preserve">28-day Mortality (%)</w:t>
-            </w:r>
-          </w:p>
-        </w:tc>
-        <w:tc>
-          <w:tcPr>
-            <w:tcBorders>
-              <w:bottom w:val="none" w:sz="0" w:space="0" w:color="000000"/>
-              <w:top w:val="none" w:sz="0" w:space="0" w:color="000000"/>
-              <w:left w:val="none" w:sz="0" w:space="0" w:color="000000"/>
-              <w:right w:val="none" w:sz="0" w:space="0" w:color="000000"/>
-            </w:tcBorders>
-            <w:shd w:val="clear" w:color="auto" w:fill="FFFFFF"/>
-            <w:tcMar>
-              <w:top w:w="0" w:type="dxa"/>
-              <w:bottom w:w="0" w:type="dxa"/>
-              <w:left w:w="0" w:type="dxa"/>
-              <w:right w:w="0" w:type="dxa"/>
-            </w:tcMar>
-            <w:vAlign w:val="center"/>
-          </w:tcPr>
-          <w:p>
-            <w:pPr>
-              <w:jc w:val="center"/>
-              <w:pBdr>
-                <w:bottom w:val="none" w:sz="0" w:space="0" w:color="000000"/>
-                <w:top w:val="none" w:sz="0" w:space="0" w:color="000000"/>
-                <w:left w:val="none" w:sz="0" w:space="0" w:color="000000"/>
-                <w:right w:val="none" w:sz="0" w:space="0" w:color="000000"/>
-              </w:pBdr>
-              <w:spacing w:after="100" w:before="100" w:line="240"/>
-              <w:ind w:left="100" w:right="100" w:firstLine="0" w:firstLineChars="0"/>
-              <w:rPr>
-                <w:rFonts w:ascii="Helvetica" w:hAnsi="Helvetica" w:eastAsia="Helvetica" w:cs="Helvetica"/>
-                <w:i w:val="false"/>
-                <w:b w:val="false"/>
-                <w:u w:val="none"/>
-                <w:strike w:val="false"/>
-                <w:sz w:val="22"/>
-                <w:szCs w:val="22"/>
-                <w:color w:val="000000"/>
-              </w:rPr>
-            </w:pPr>
-            <w:r>
-              <w:rPr>
-                <w:rFonts w:ascii="Helvetica" w:hAnsi="Helvetica" w:eastAsia="Helvetica" w:cs="Helvetica"/>
-                <w:i w:val="false"/>
-                <w:b w:val="false"/>
-                <w:u w:val="none"/>
-                <w:strike w:val="false"/>
-                <w:sz w:val="22"/>
-                <w:szCs w:val="22"/>
-                <w:color w:val="000000"/>
-              </w:rPr>
-              <w:t xml:space="preserve">  22 (46.8) </w:t>
-            </w:r>
-          </w:p>
-        </w:tc>
-      </w:tr>
-      <w:tr>
-        <w:trPr>
-          <w:trHeight w:val="618" w:hRule="auto"/>
-        </w:trPr>
-        body16
+        body14
         <w:tc>
           <w:tcPr>
             <w:tcBorders>
@@ -1972,7 +1744,7 @@
                 <w:szCs w:val="22"/>
                 <w:color w:val="000000"/>
               </w:rPr>
-              <w:t xml:space="preserve">  27 (57.4) </w:t>
+              <w:t xml:space="preserve">  27 (57) </w:t>
             </w:r>
           </w:p>
         </w:tc>
@@ -2033,7 +1805,7 @@
                 <w:szCs w:val="18"/>
                 <w:color w:val="000000"/>
               </w:rPr>
-              <w:t xml:space="preserve">Data are expressed in n(%) for categorical variables and median [25th–75th] for continuous variables.</w:t>
+              <w:t xml:space="preserve">Data are expressed in n(%) for categorical variables and median (25th – 75th) for continuous variables.</w:t>
             </w:r>
           </w:p>
         </w:tc>
